--- a/离散数学/集合论与图论/集合论与图论（下）课后习题/第2讲测验.docx
+++ b/离散数学/集合论与图论/集合论与图论（下）课后习题/第2讲测验.docx
@@ -239,6 +239,7 @@
       <w:pPr>
         <w:spacing w:line="360" w:lineRule="auto"/>
         <w:rPr>
+          <w:rFonts w:hint="eastAsia"/>
           <w:highlight w:val="yellow"/>
           <w:lang w:eastAsia="zh-CN"/>
         </w:rPr>
@@ -288,6 +289,7 @@
       <w:pPr>
         <w:spacing w:line="360" w:lineRule="auto"/>
         <w:rPr>
+          <w:rFonts w:hint="eastAsia"/>
           <w:lang w:eastAsia="zh-CN"/>
         </w:rPr>
       </w:pPr>
@@ -414,6 +416,7 @@
       <w:pPr>
         <w:spacing w:line="360" w:lineRule="auto"/>
         <w:rPr>
+          <w:rFonts w:hint="eastAsia"/>
           <w:highlight w:val="yellow"/>
           <w:lang w:eastAsia="zh-CN"/>
         </w:rPr>
@@ -430,6 +433,7 @@
       <w:pPr>
         <w:spacing w:line="360" w:lineRule="auto"/>
         <w:rPr>
+          <w:rFonts w:hint="eastAsia"/>
           <w:lang w:eastAsia="zh-CN"/>
         </w:rPr>
       </w:pPr>
@@ -496,7 +500,7 @@
                     <pic:cNvPicPr/>
                   </pic:nvPicPr>
                   <pic:blipFill>
-                    <a:blip r:embed="rId6"/>
+                    <a:blip r:embed="rId8"/>
                     <a:stretch>
                       <a:fillRect/>
                     </a:stretch>
@@ -557,6 +561,7 @@
       <w:pPr>
         <w:spacing w:line="360" w:lineRule="auto"/>
         <w:rPr>
+          <w:rFonts w:hint="eastAsia"/>
           <w:lang w:eastAsia="zh-CN"/>
         </w:rPr>
       </w:pPr>
@@ -647,6 +652,7 @@
       <w:pPr>
         <w:spacing w:line="360" w:lineRule="auto"/>
         <w:rPr>
+          <w:rFonts w:hint="eastAsia"/>
           <w:highlight w:val="yellow"/>
           <w:lang w:eastAsia="zh-CN"/>
         </w:rPr>
@@ -663,6 +669,7 @@
       <w:pPr>
         <w:spacing w:line="360" w:lineRule="auto"/>
         <w:rPr>
+          <w:rFonts w:hint="eastAsia"/>
           <w:lang w:eastAsia="zh-CN"/>
         </w:rPr>
       </w:pPr>
@@ -754,6 +761,7 @@
       <w:pPr>
         <w:spacing w:line="360" w:lineRule="auto"/>
         <w:rPr>
+          <w:rFonts w:hint="eastAsia"/>
           <w:highlight w:val="yellow"/>
           <w:lang w:eastAsia="zh-CN"/>
         </w:rPr>
@@ -770,6 +778,7 @@
       <w:pPr>
         <w:spacing w:line="360" w:lineRule="auto"/>
         <w:rPr>
+          <w:rFonts w:hint="eastAsia"/>
           <w:lang w:eastAsia="zh-CN"/>
         </w:rPr>
       </w:pPr>
@@ -826,6 +835,7 @@
       <w:pPr>
         <w:spacing w:line="360" w:lineRule="auto"/>
         <w:rPr>
+          <w:rFonts w:hint="eastAsia"/>
           <w:lang w:eastAsia="zh-CN"/>
         </w:rPr>
       </w:pPr>
@@ -872,9 +882,13 @@
     <w:p>
       <w:pPr>
         <w:spacing w:line="360" w:lineRule="auto"/>
+        <w:rPr>
+          <w:rFonts w:hint="eastAsia"/>
+        </w:rPr>
       </w:pPr>
       <w:proofErr w:type="spellStart"/>
       <w:r>
+        <w:lastRenderedPageBreak/>
         <w:t>答案:A</w:t>
       </w:r>
       <w:proofErr w:type="spellEnd"/>
@@ -883,6 +897,7 @@
       <w:pPr>
         <w:spacing w:line="360" w:lineRule="auto"/>
         <w:rPr>
+          <w:rFonts w:hint="eastAsia"/>
           <w:lang w:eastAsia="zh-CN"/>
         </w:rPr>
       </w:pPr>
@@ -911,11 +926,13 @@
       <w:pPr>
         <w:spacing w:line="360" w:lineRule="auto"/>
         <w:rPr>
+          <w:rFonts w:hint="eastAsia"/>
           <w:lang w:eastAsia="zh-CN"/>
         </w:rPr>
       </w:pPr>
       <w:r>
         <w:rPr>
+          <w:noProof/>
           <w:lang w:eastAsia="zh-CN"/>
         </w:rPr>
         <w:drawing>
@@ -934,7 +951,7 @@
                     <pic:cNvPicPr/>
                   </pic:nvPicPr>
                   <pic:blipFill>
-                    <a:blip r:embed="rId7"/>
+                    <a:blip r:embed="rId9"/>
                     <a:stretch>
                       <a:fillRect/>
                     </a:stretch>
@@ -959,6 +976,7 @@
       <w:pPr>
         <w:spacing w:line="360" w:lineRule="auto"/>
         <w:rPr>
+          <w:rFonts w:hint="eastAsia"/>
           <w:lang w:eastAsia="zh-CN"/>
         </w:rPr>
       </w:pPr>
@@ -982,7 +1000,7 @@
                     <pic:cNvPicPr/>
                   </pic:nvPicPr>
                   <pic:blipFill>
-                    <a:blip r:embed="rId8"/>
+                    <a:blip r:embed="rId10"/>
                     <a:stretch>
                       <a:fillRect/>
                     </a:stretch>
@@ -1007,6 +1025,7 @@
       <w:pPr>
         <w:spacing w:line="360" w:lineRule="auto"/>
         <w:rPr>
+          <w:rFonts w:hint="eastAsia"/>
           <w:lang w:eastAsia="zh-CN"/>
         </w:rPr>
       </w:pPr>
@@ -1021,6 +1040,7 @@
       </w:pPr>
       <w:r>
         <w:rPr>
+          <w:noProof/>
           <w:lang w:eastAsia="zh-CN"/>
         </w:rPr>
         <w:drawing>
@@ -1039,7 +1059,7 @@
                     <pic:cNvPicPr/>
                   </pic:nvPicPr>
                   <pic:blipFill>
-                    <a:blip r:embed="rId9"/>
+                    <a:blip r:embed="rId11"/>
                     <a:stretch>
                       <a:fillRect/>
                     </a:stretch>
@@ -1064,7 +1084,6 @@
       <w:pPr>
         <w:spacing w:line="360" w:lineRule="auto"/>
         <w:rPr>
-          <w:rFonts w:hint="eastAsia"/>
           <w:lang w:eastAsia="zh-CN"/>
         </w:rPr>
       </w:pPr>
@@ -1074,6 +1093,7 @@
           <w:noProof/>
           <w:lang w:eastAsia="zh-CN"/>
         </w:rPr>
+        <w:lastRenderedPageBreak/>
         <w:drawing>
           <wp:inline distT="0" distB="0" distL="0" distR="0" wp14:anchorId="75E4B457" wp14:editId="56CF83AE">
             <wp:extent cx="5480685" cy="1714500"/>
@@ -1092,7 +1112,7 @@
                     </pic:cNvPicPr>
                   </pic:nvPicPr>
                   <pic:blipFill>
-                    <a:blip r:embed="rId10">
+                    <a:blip r:embed="rId12">
                       <a:extLst>
                         <a:ext uri="{28A0092B-C50C-407E-A947-70E740481C1C}">
                           <a14:useLocalDpi xmlns:a14="http://schemas.microsoft.com/office/drawing/2010/main" val="0"/>
@@ -1123,6 +1143,96 @@
           </wp:inline>
         </w:drawing>
       </w:r>
+      <w:r>
+        <w:rPr>
+          <w:lang w:eastAsia="zh-CN"/>
+        </w:rPr>
+        <w:drawing>
+          <wp:inline distT="0" distB="0" distL="0" distR="0" wp14:anchorId="1C1B8892" wp14:editId="26B23108">
+            <wp:extent cx="5486400" cy="4274820"/>
+            <wp:effectExtent l="0" t="0" r="0" b="0"/>
+            <wp:docPr id="1343879496" name="图片 1"/>
+            <wp:cNvGraphicFramePr>
+              <a:graphicFrameLocks xmlns:a="http://schemas.openxmlformats.org/drawingml/2006/main" noChangeAspect="1"/>
+            </wp:cNvGraphicFramePr>
+            <a:graphic xmlns:a="http://schemas.openxmlformats.org/drawingml/2006/main">
+              <a:graphicData uri="http://schemas.openxmlformats.org/drawingml/2006/picture">
+                <pic:pic xmlns:pic="http://schemas.openxmlformats.org/drawingml/2006/picture">
+                  <pic:nvPicPr>
+                    <pic:cNvPr id="1343879496" name=""/>
+                    <pic:cNvPicPr/>
+                  </pic:nvPicPr>
+                  <pic:blipFill>
+                    <a:blip r:embed="rId13"/>
+                    <a:stretch>
+                      <a:fillRect/>
+                    </a:stretch>
+                  </pic:blipFill>
+                  <pic:spPr>
+                    <a:xfrm>
+                      <a:off x="0" y="0"/>
+                      <a:ext cx="5486400" cy="4274820"/>
+                    </a:xfrm>
+                    <a:prstGeom prst="rect">
+                      <a:avLst/>
+                    </a:prstGeom>
+                  </pic:spPr>
+                </pic:pic>
+              </a:graphicData>
+            </a:graphic>
+          </wp:inline>
+        </w:drawing>
+      </w:r>
+    </w:p>
+    <w:p>
+      <w:pPr>
+        <w:spacing w:line="360" w:lineRule="auto"/>
+        <w:rPr>
+          <w:rFonts w:hint="eastAsia"/>
+          <w:lang w:eastAsia="zh-CN"/>
+        </w:rPr>
+      </w:pPr>
+      <w:r>
+        <w:rPr>
+          <w:lang w:eastAsia="zh-CN"/>
+        </w:rPr>
+        <w:lastRenderedPageBreak/>
+        <w:drawing>
+          <wp:inline distT="0" distB="0" distL="0" distR="0" wp14:anchorId="396AFEAD" wp14:editId="22D9F8C3">
+            <wp:extent cx="5486400" cy="3686810"/>
+            <wp:effectExtent l="0" t="0" r="0" b="8890"/>
+            <wp:docPr id="322406446" name="图片 1"/>
+            <wp:cNvGraphicFramePr>
+              <a:graphicFrameLocks xmlns:a="http://schemas.openxmlformats.org/drawingml/2006/main" noChangeAspect="1"/>
+            </wp:cNvGraphicFramePr>
+            <a:graphic xmlns:a="http://schemas.openxmlformats.org/drawingml/2006/main">
+              <a:graphicData uri="http://schemas.openxmlformats.org/drawingml/2006/picture">
+                <pic:pic xmlns:pic="http://schemas.openxmlformats.org/drawingml/2006/picture">
+                  <pic:nvPicPr>
+                    <pic:cNvPr id="322406446" name=""/>
+                    <pic:cNvPicPr/>
+                  </pic:nvPicPr>
+                  <pic:blipFill>
+                    <a:blip r:embed="rId14"/>
+                    <a:stretch>
+                      <a:fillRect/>
+                    </a:stretch>
+                  </pic:blipFill>
+                  <pic:spPr>
+                    <a:xfrm>
+                      <a:off x="0" y="0"/>
+                      <a:ext cx="5486400" cy="3686810"/>
+                    </a:xfrm>
+                    <a:prstGeom prst="rect">
+                      <a:avLst/>
+                    </a:prstGeom>
+                  </pic:spPr>
+                </pic:pic>
+              </a:graphicData>
+            </a:graphic>
+          </wp:inline>
+        </w:drawing>
+      </w:r>
     </w:p>
     <w:sectPr>
       <w:pgSz w:w="12240" w:h="15840"/>
@@ -1132,6 +1242,68 @@
     </w:sectPr>
   </w:body>
 </w:document>
+</file>
+
+<file path=word/endnotes.xml><?xml version="1.0" encoding="utf-8"?>
+<w:endnotes xmlns:wpc="http://schemas.microsoft.com/office/word/2010/wordprocessingCanvas" xmlns:cx="http://schemas.microsoft.com/office/drawing/2014/chartex" xmlns:cx1="http://schemas.microsoft.com/office/drawing/2015/9/8/chartex" xmlns:cx2="http://schemas.microsoft.com/office/drawing/2015/10/21/chartex" xmlns:cx3="http://schemas.microsoft.com/office/drawing/2016/5/9/chartex" xmlns:cx4="http://schemas.microsoft.com/office/drawing/2016/5/10/chartex" xmlns:cx5="http://schemas.microsoft.com/office/drawing/2016/5/11/chartex" xmlns:cx6="http://schemas.microsoft.com/office/drawing/2016/5/12/chartex" xmlns:cx7="http://schemas.microsoft.com/office/drawing/2016/5/13/chartex" xmlns:cx8="http://schemas.microsoft.com/office/drawing/2016/5/14/chartex" xmlns:mc="http://schemas.openxmlformats.org/markup-compatibility/2006" xmlns:aink="http://schemas.microsoft.com/office/drawing/2016/ink" xmlns:am3d="http://schemas.microsoft.com/office/drawing/2017/model3d" xmlns:o="urn:schemas-microsoft-com:office:office" xmlns:oel="http://schemas.microsoft.com/office/2019/extlst" xmlns:r="http://schemas.openxmlformats.org/officeDocument/2006/relationships" xmlns:m="http://schemas.openxmlformats.org/officeDocument/2006/math" xmlns:v="urn:schemas-microsoft-com:vml" xmlns:wp14="http://schemas.microsoft.com/office/word/2010/wordprocessingDrawing" xmlns:wp="http://schemas.openxmlformats.org/drawingml/2006/wordprocessingDrawing" xmlns:w10="urn:schemas-microsoft-com:office:word" xmlns:w="http://schemas.openxmlformats.org/wordprocessingml/2006/main" xmlns:w14="http://schemas.microsoft.com/office/word/2010/wordml" xmlns:w15="http://schemas.microsoft.com/office/word/2012/wordml" xmlns:w16cex="http://schemas.microsoft.com/office/word/2018/wordml/cex" xmlns:w16cid="http://schemas.microsoft.com/office/word/2016/wordml/cid" xmlns:w16="http://schemas.microsoft.com/office/word/2018/wordml" xmlns:w16du="http://schemas.microsoft.com/office/word/2023/wordml/word16du" xmlns:w16sdtdh="http://schemas.microsoft.com/office/word/2020/wordml/sdtdatahash" xmlns:w16sdtfl="http://schemas.microsoft.com/office/word/2024/wordml/sdtformatlock" xmlns:w16se="http://schemas.microsoft.com/office/word/2015/wordml/symex" xmlns:wpg="http://schemas.microsoft.com/office/word/2010/wordprocessingGroup" xmlns:wpi="http://schemas.microsoft.com/office/word/2010/wordprocessingInk" xmlns:wne="http://schemas.microsoft.com/office/word/2006/wordml" xmlns:wps="http://schemas.microsoft.com/office/word/2010/wordprocessingShape" mc:Ignorable="w14 w15 w16se w16cid w16 w16cex w16sdtdh w16sdtfl w16du wp14">
+  <w:endnote w:type="separator" w:id="-1">
+    <w:p>
+      <w:pPr>
+        <w:spacing w:after="0" w:line="240" w:lineRule="auto"/>
+        <w:rPr>
+          <w:rFonts w:hint="eastAsia"/>
+        </w:rPr>
+      </w:pPr>
+      <w:r>
+        <w:separator/>
+      </w:r>
+    </w:p>
+  </w:endnote>
+  <w:endnote w:type="continuationSeparator" w:id="0">
+    <w:p>
+      <w:pPr>
+        <w:spacing w:after="0" w:line="240" w:lineRule="auto"/>
+        <w:rPr>
+          <w:rFonts w:hint="eastAsia"/>
+        </w:rPr>
+      </w:pPr>
+      <w:r>
+        <w:continuationSeparator/>
+      </w:r>
+    </w:p>
+  </w:endnote>
+</w:endnotes>
+</file>
+
+<file path=word/footnotes.xml><?xml version="1.0" encoding="utf-8"?>
+<w:footnotes xmlns:wpc="http://schemas.microsoft.com/office/word/2010/wordprocessingCanvas" xmlns:cx="http://schemas.microsoft.com/office/drawing/2014/chartex" xmlns:cx1="http://schemas.microsoft.com/office/drawing/2015/9/8/chartex" xmlns:cx2="http://schemas.microsoft.com/office/drawing/2015/10/21/chartex" xmlns:cx3="http://schemas.microsoft.com/office/drawing/2016/5/9/chartex" xmlns:cx4="http://schemas.microsoft.com/office/drawing/2016/5/10/chartex" xmlns:cx5="http://schemas.microsoft.com/office/drawing/2016/5/11/chartex" xmlns:cx6="http://schemas.microsoft.com/office/drawing/2016/5/12/chartex" xmlns:cx7="http://schemas.microsoft.com/office/drawing/2016/5/13/chartex" xmlns:cx8="http://schemas.microsoft.com/office/drawing/2016/5/14/chartex" xmlns:mc="http://schemas.openxmlformats.org/markup-compatibility/2006" xmlns:aink="http://schemas.microsoft.com/office/drawing/2016/ink" xmlns:am3d="http://schemas.microsoft.com/office/drawing/2017/model3d" xmlns:o="urn:schemas-microsoft-com:office:office" xmlns:oel="http://schemas.microsoft.com/office/2019/extlst" xmlns:r="http://schemas.openxmlformats.org/officeDocument/2006/relationships" xmlns:m="http://schemas.openxmlformats.org/officeDocument/2006/math" xmlns:v="urn:schemas-microsoft-com:vml" xmlns:wp14="http://schemas.microsoft.com/office/word/2010/wordprocessingDrawing" xmlns:wp="http://schemas.openxmlformats.org/drawingml/2006/wordprocessingDrawing" xmlns:w10="urn:schemas-microsoft-com:office:word" xmlns:w="http://schemas.openxmlformats.org/wordprocessingml/2006/main" xmlns:w14="http://schemas.microsoft.com/office/word/2010/wordml" xmlns:w15="http://schemas.microsoft.com/office/word/2012/wordml" xmlns:w16cex="http://schemas.microsoft.com/office/word/2018/wordml/cex" xmlns:w16cid="http://schemas.microsoft.com/office/word/2016/wordml/cid" xmlns:w16="http://schemas.microsoft.com/office/word/2018/wordml" xmlns:w16du="http://schemas.microsoft.com/office/word/2023/wordml/word16du" xmlns:w16sdtdh="http://schemas.microsoft.com/office/word/2020/wordml/sdtdatahash" xmlns:w16sdtfl="http://schemas.microsoft.com/office/word/2024/wordml/sdtformatlock" xmlns:w16se="http://schemas.microsoft.com/office/word/2015/wordml/symex" xmlns:wpg="http://schemas.microsoft.com/office/word/2010/wordprocessingGroup" xmlns:wpi="http://schemas.microsoft.com/office/word/2010/wordprocessingInk" xmlns:wne="http://schemas.microsoft.com/office/word/2006/wordml" xmlns:wps="http://schemas.microsoft.com/office/word/2010/wordprocessingShape" mc:Ignorable="w14 w15 w16se w16cid w16 w16cex w16sdtdh w16sdtfl w16du wp14">
+  <w:footnote w:type="separator" w:id="-1">
+    <w:p>
+      <w:pPr>
+        <w:spacing w:after="0" w:line="240" w:lineRule="auto"/>
+        <w:rPr>
+          <w:rFonts w:hint="eastAsia"/>
+        </w:rPr>
+      </w:pPr>
+      <w:r>
+        <w:separator/>
+      </w:r>
+    </w:p>
+  </w:footnote>
+  <w:footnote w:type="continuationSeparator" w:id="0">
+    <w:p>
+      <w:pPr>
+        <w:spacing w:after="0" w:line="240" w:lineRule="auto"/>
+        <w:rPr>
+          <w:rFonts w:hint="eastAsia"/>
+        </w:rPr>
+      </w:pPr>
+      <w:r>
+        <w:continuationSeparator/>
+      </w:r>
+    </w:p>
+  </w:footnote>
+</w:footnotes>
 </file>
 
 <file path=word/numbering.xml><?xml version="1.0" encoding="utf-8"?>
@@ -1944,6 +2116,7 @@
   <w:style w:type="character" w:default="1" w:styleId="a2">
     <w:name w:val="Default Paragraph Font"/>
     <w:uiPriority w:val="1"/>
+    <w:semiHidden/>
     <w:unhideWhenUsed/>
   </w:style>
   <w:style w:type="table" w:default="1" w:styleId="a3">

--- a/离散数学/集合论与图论/集合论与图论（下）课后习题/第2讲测验.docx
+++ b/离散数学/集合论与图论/集合论与图论（下）课后习题/第2讲测验.docx
@@ -145,25 +145,7 @@
           <w:highlight w:val="yellow"/>
           <w:lang w:eastAsia="zh-CN"/>
         </w:rPr>
-        <w:t xml:space="preserve"> </w:t>
-      </w:r>
-      <w:proofErr w:type="gramStart"/>
-      <w:r>
-        <w:rPr>
-          <w:rFonts w:hint="eastAsia"/>
-          <w:highlight w:val="yellow"/>
-          <w:lang w:eastAsia="zh-CN"/>
-        </w:rPr>
-        <w:t>个</w:t>
-      </w:r>
-      <w:proofErr w:type="gramEnd"/>
-      <w:r>
-        <w:rPr>
-          <w:rFonts w:hint="eastAsia"/>
-          <w:highlight w:val="yellow"/>
-          <w:lang w:eastAsia="zh-CN"/>
-        </w:rPr>
-        <w:t>顶点，</w:t>
+        <w:t xml:space="preserve"> 个顶点，</w:t>
       </w:r>
       <w:r>
         <w:rPr>
@@ -358,14 +340,12 @@
           <w:highlight w:val="yellow"/>
         </w:rPr>
       </w:pPr>
-      <w:proofErr w:type="spellStart"/>
       <w:r>
         <w:rPr>
           <w:highlight w:val="yellow"/>
         </w:rPr>
         <w:t>A,I和II</w:t>
       </w:r>
-      <w:proofErr w:type="spellEnd"/>
     </w:p>
     <w:p>
       <w:pPr>
@@ -437,23 +417,13 @@
           <w:lang w:eastAsia="zh-CN"/>
         </w:rPr>
       </w:pPr>
-      <w:proofErr w:type="gramStart"/>
       <w:r>
         <w:rPr>
           <w:rFonts w:hint="eastAsia"/>
           <w:highlight w:val="yellow"/>
           <w:lang w:eastAsia="zh-CN"/>
         </w:rPr>
-        <w:t>圈图所有</w:t>
-      </w:r>
-      <w:proofErr w:type="gramEnd"/>
-      <w:r>
-        <w:rPr>
-          <w:rFonts w:hint="eastAsia"/>
-          <w:highlight w:val="yellow"/>
-          <w:lang w:eastAsia="zh-CN"/>
-        </w:rPr>
-        <w:t>顶点度为2</w:t>
+        <w:t>圈图所有顶点度为2</w:t>
       </w:r>
     </w:p>
     <w:p>
@@ -595,23 +565,7 @@
           <w:highlight w:val="yellow"/>
           <w:lang w:eastAsia="zh-CN"/>
         </w:rPr>
-        <w:t>4,正方体的各个顶点和</w:t>
-      </w:r>
-      <w:proofErr w:type="gramStart"/>
-      <w:r>
-        <w:rPr>
-          <w:highlight w:val="yellow"/>
-          <w:lang w:eastAsia="zh-CN"/>
-        </w:rPr>
-        <w:t>边</w:t>
-      </w:r>
-      <w:proofErr w:type="gramEnd"/>
-      <w:r>
-        <w:rPr>
-          <w:highlight w:val="yellow"/>
-          <w:lang w:eastAsia="zh-CN"/>
-        </w:rPr>
-        <w:t>构成的图为双图。</w:t>
+        <w:t>4,正方体的各个顶点和边构成的图为双图。</w:t>
       </w:r>
     </w:p>
     <w:p>
@@ -814,21 +768,12 @@
         </w:rPr>
         <w:t xml:space="preserve"> 4n 或 4n+1 </w:t>
       </w:r>
-      <w:proofErr w:type="gramStart"/>
       <w:r>
         <w:rPr>
           <w:highlight w:val="yellow"/>
           <w:lang w:eastAsia="zh-CN"/>
         </w:rPr>
-        <w:t>个</w:t>
-      </w:r>
-      <w:proofErr w:type="gramEnd"/>
-      <w:r>
-        <w:rPr>
-          <w:highlight w:val="yellow"/>
-          <w:lang w:eastAsia="zh-CN"/>
-        </w:rPr>
-        <w:t>顶点。</w:t>
+        <w:t>个顶点。</w:t>
       </w:r>
     </w:p>
     <w:p>
@@ -862,11 +807,9 @@
           <w:rFonts w:hint="eastAsia"/>
         </w:rPr>
       </w:pPr>
-      <w:proofErr w:type="spellStart"/>
       <w:r>
         <w:t>A,错误</w:t>
       </w:r>
-      <w:proofErr w:type="spellEnd"/>
     </w:p>
     <w:p>
       <w:pPr>
@@ -886,12 +829,10 @@
           <w:rFonts w:hint="eastAsia"/>
         </w:rPr>
       </w:pPr>
-      <w:proofErr w:type="spellStart"/>
       <w:r>
         <w:lastRenderedPageBreak/>
         <w:t>答案:A</w:t>
       </w:r>
-      <w:proofErr w:type="spellEnd"/>
     </w:p>
     <w:p>
       <w:pPr>
@@ -905,21 +846,7 @@
         <w:rPr>
           <w:lang w:eastAsia="zh-CN"/>
         </w:rPr>
-        <w:t xml:space="preserve">每个自补图都有 4n 或 4n+1 </w:t>
-      </w:r>
-      <w:proofErr w:type="gramStart"/>
-      <w:r>
-        <w:rPr>
-          <w:lang w:eastAsia="zh-CN"/>
-        </w:rPr>
-        <w:t>个</w:t>
-      </w:r>
-      <w:proofErr w:type="gramEnd"/>
-      <w:r>
-        <w:rPr>
-          <w:lang w:eastAsia="zh-CN"/>
-        </w:rPr>
-        <w:t>顶点。</w:t>
+        <w:t>每个自补图都有 4n 或 4n+1 个顶点。</w:t>
       </w:r>
     </w:p>
     <w:p>
@@ -1084,6 +1011,7 @@
       <w:pPr>
         <w:spacing w:line="360" w:lineRule="auto"/>
         <w:rPr>
+          <w:rFonts w:hint="eastAsia"/>
           <w:lang w:eastAsia="zh-CN"/>
         </w:rPr>
       </w:pPr>
@@ -1145,6 +1073,7 @@
       </w:r>
       <w:r>
         <w:rPr>
+          <w:noProof/>
           <w:lang w:eastAsia="zh-CN"/>
         </w:rPr>
         <w:drawing>
@@ -1188,12 +1117,12 @@
       <w:pPr>
         <w:spacing w:line="360" w:lineRule="auto"/>
         <w:rPr>
-          <w:rFonts w:hint="eastAsia"/>
           <w:lang w:eastAsia="zh-CN"/>
         </w:rPr>
       </w:pPr>
       <w:r>
         <w:rPr>
+          <w:noProof/>
           <w:lang w:eastAsia="zh-CN"/>
         </w:rPr>
         <w:lastRenderedPageBreak/>
@@ -1222,6 +1151,71 @@
                     <a:xfrm>
                       <a:off x="0" y="0"/>
                       <a:ext cx="5486400" cy="3686810"/>
+                    </a:xfrm>
+                    <a:prstGeom prst="rect">
+                      <a:avLst/>
+                    </a:prstGeom>
+                  </pic:spPr>
+                </pic:pic>
+              </a:graphicData>
+            </a:graphic>
+          </wp:inline>
+        </w:drawing>
+      </w:r>
+    </w:p>
+    <w:p>
+      <w:pPr>
+        <w:spacing w:line="360" w:lineRule="auto"/>
+        <w:rPr>
+          <w:lang w:eastAsia="zh-CN"/>
+        </w:rPr>
+      </w:pPr>
+    </w:p>
+    <w:p>
+      <w:pPr>
+        <w:spacing w:line="360" w:lineRule="auto"/>
+        <w:rPr>
+          <w:rFonts w:hint="eastAsia"/>
+          <w:lang w:eastAsia="zh-CN"/>
+        </w:rPr>
+      </w:pPr>
+      <w:r>
+        <w:rPr>
+          <w:rFonts w:hint="eastAsia"/>
+          <w:lang w:eastAsia="zh-CN"/>
+        </w:rPr>
+        <w:lastRenderedPageBreak/>
+        <w:t>无向树：</w:t>
+      </w:r>
+      <w:r>
+        <w:rPr>
+          <w:lang w:eastAsia="zh-CN"/>
+        </w:rPr>
+        <w:drawing>
+          <wp:inline distT="0" distB="0" distL="0" distR="0" wp14:anchorId="7D9A04AA" wp14:editId="0C19B4E0">
+            <wp:extent cx="5486400" cy="6745605"/>
+            <wp:effectExtent l="0" t="0" r="0" b="0"/>
+            <wp:docPr id="1283867547" name="图片 1"/>
+            <wp:cNvGraphicFramePr>
+              <a:graphicFrameLocks xmlns:a="http://schemas.openxmlformats.org/drawingml/2006/main" noChangeAspect="1"/>
+            </wp:cNvGraphicFramePr>
+            <a:graphic xmlns:a="http://schemas.openxmlformats.org/drawingml/2006/main">
+              <a:graphicData uri="http://schemas.openxmlformats.org/drawingml/2006/picture">
+                <pic:pic xmlns:pic="http://schemas.openxmlformats.org/drawingml/2006/picture">
+                  <pic:nvPicPr>
+                    <pic:cNvPr id="1283867547" name=""/>
+                    <pic:cNvPicPr/>
+                  </pic:nvPicPr>
+                  <pic:blipFill>
+                    <a:blip r:embed="rId15"/>
+                    <a:stretch>
+                      <a:fillRect/>
+                    </a:stretch>
+                  </pic:blipFill>
+                  <pic:spPr>
+                    <a:xfrm>
+                      <a:off x="0" y="0"/>
+                      <a:ext cx="5486400" cy="6745605"/>
                     </a:xfrm>
                     <a:prstGeom prst="rect">
                       <a:avLst/>

--- a/离散数学/集合论与图论/集合论与图论（下）课后习题/第2讲测验.docx
+++ b/离散数学/集合论与图论/集合论与图论（下）课后习题/第2讲测验.docx
@@ -145,7 +145,25 @@
           <w:highlight w:val="yellow"/>
           <w:lang w:eastAsia="zh-CN"/>
         </w:rPr>
-        <w:t xml:space="preserve"> 个顶点，</w:t>
+        <w:t xml:space="preserve"> </w:t>
+      </w:r>
+      <w:proofErr w:type="gramStart"/>
+      <w:r>
+        <w:rPr>
+          <w:rFonts w:hint="eastAsia"/>
+          <w:highlight w:val="yellow"/>
+          <w:lang w:eastAsia="zh-CN"/>
+        </w:rPr>
+        <w:t>个</w:t>
+      </w:r>
+      <w:proofErr w:type="gramEnd"/>
+      <w:r>
+        <w:rPr>
+          <w:rFonts w:hint="eastAsia"/>
+          <w:highlight w:val="yellow"/>
+          <w:lang w:eastAsia="zh-CN"/>
+        </w:rPr>
+        <w:t>顶点，</w:t>
       </w:r>
       <w:r>
         <w:rPr>
@@ -340,12 +358,14 @@
           <w:highlight w:val="yellow"/>
         </w:rPr>
       </w:pPr>
+      <w:proofErr w:type="spellStart"/>
       <w:r>
         <w:rPr>
           <w:highlight w:val="yellow"/>
         </w:rPr>
         <w:t>A,I和II</w:t>
       </w:r>
+      <w:proofErr w:type="spellEnd"/>
     </w:p>
     <w:p>
       <w:pPr>
@@ -355,12 +375,14 @@
           <w:highlight w:val="yellow"/>
         </w:rPr>
       </w:pPr>
+      <w:proofErr w:type="spellStart"/>
       <w:r>
         <w:rPr>
           <w:highlight w:val="yellow"/>
         </w:rPr>
         <w:t>B,只有III</w:t>
       </w:r>
+      <w:proofErr w:type="spellEnd"/>
     </w:p>
     <w:p>
       <w:pPr>
@@ -370,12 +392,14 @@
           <w:highlight w:val="yellow"/>
         </w:rPr>
       </w:pPr>
+      <w:proofErr w:type="spellStart"/>
       <w:r>
         <w:rPr>
           <w:highlight w:val="yellow"/>
         </w:rPr>
         <w:t>C,只有II</w:t>
       </w:r>
+      <w:proofErr w:type="spellEnd"/>
     </w:p>
     <w:p>
       <w:pPr>
@@ -385,12 +409,14 @@
           <w:highlight w:val="yellow"/>
         </w:rPr>
       </w:pPr>
+      <w:proofErr w:type="spellStart"/>
       <w:r>
         <w:rPr>
           <w:highlight w:val="yellow"/>
         </w:rPr>
         <w:t>D,只有I</w:t>
       </w:r>
+      <w:proofErr w:type="spellEnd"/>
     </w:p>
     <w:p>
       <w:pPr>
@@ -417,13 +443,23 @@
           <w:lang w:eastAsia="zh-CN"/>
         </w:rPr>
       </w:pPr>
+      <w:proofErr w:type="gramStart"/>
       <w:r>
         <w:rPr>
           <w:rFonts w:hint="eastAsia"/>
           <w:highlight w:val="yellow"/>
           <w:lang w:eastAsia="zh-CN"/>
         </w:rPr>
-        <w:t>圈图所有顶点度为2</w:t>
+        <w:t>圈图所有</w:t>
+      </w:r>
+      <w:proofErr w:type="gramEnd"/>
+      <w:r>
+        <w:rPr>
+          <w:rFonts w:hint="eastAsia"/>
+          <w:highlight w:val="yellow"/>
+          <w:lang w:eastAsia="zh-CN"/>
+        </w:rPr>
+        <w:t>顶点度为2</w:t>
       </w:r>
     </w:p>
     <w:p>
@@ -565,7 +601,23 @@
           <w:highlight w:val="yellow"/>
           <w:lang w:eastAsia="zh-CN"/>
         </w:rPr>
-        <w:t>4,正方体的各个顶点和边构成的图为双图。</w:t>
+        <w:t>4,正方体的各个顶点和</w:t>
+      </w:r>
+      <w:proofErr w:type="gramStart"/>
+      <w:r>
+        <w:rPr>
+          <w:highlight w:val="yellow"/>
+          <w:lang w:eastAsia="zh-CN"/>
+        </w:rPr>
+        <w:t>边</w:t>
+      </w:r>
+      <w:proofErr w:type="gramEnd"/>
+      <w:r>
+        <w:rPr>
+          <w:highlight w:val="yellow"/>
+          <w:lang w:eastAsia="zh-CN"/>
+        </w:rPr>
+        <w:t>构成的图为双图。</w:t>
       </w:r>
     </w:p>
     <w:p>
@@ -733,12 +785,14 @@
         <w:spacing w:line="360" w:lineRule="auto"/>
         <w:rPr>
           <w:rFonts w:hint="eastAsia"/>
+          <w:u w:val="single"/>
           <w:lang w:eastAsia="zh-CN"/>
         </w:rPr>
       </w:pPr>
       <w:r>
         <w:rPr>
           <w:highlight w:val="yellow"/>
+          <w:u w:val="single"/>
           <w:lang w:eastAsia="zh-CN"/>
         </w:rPr>
         <w:t>每个</w:t>
@@ -748,6 +802,7 @@
           <w:b/>
           <w:bCs/>
           <w:highlight w:val="yellow"/>
+          <w:u w:val="single"/>
           <w:lang w:eastAsia="zh-CN"/>
         </w:rPr>
         <w:t>自补图</w:t>
@@ -755,6 +810,7 @@
       <w:r>
         <w:rPr>
           <w:highlight w:val="yellow"/>
+          <w:u w:val="single"/>
           <w:lang w:eastAsia="zh-CN"/>
         </w:rPr>
         <w:t>都有</w:t>
@@ -764,16 +820,28 @@
           <w:b/>
           <w:bCs/>
           <w:highlight w:val="yellow"/>
+          <w:u w:val="single"/>
           <w:lang w:eastAsia="zh-CN"/>
         </w:rPr>
         <w:t xml:space="preserve"> 4n 或 4n+1 </w:t>
       </w:r>
+      <w:proofErr w:type="gramStart"/>
       <w:r>
         <w:rPr>
           <w:highlight w:val="yellow"/>
+          <w:u w:val="single"/>
           <w:lang w:eastAsia="zh-CN"/>
         </w:rPr>
-        <w:t>个顶点。</w:t>
+        <w:t>个</w:t>
+      </w:r>
+      <w:proofErr w:type="gramEnd"/>
+      <w:r>
+        <w:rPr>
+          <w:highlight w:val="yellow"/>
+          <w:u w:val="single"/>
+          <w:lang w:eastAsia="zh-CN"/>
+        </w:rPr>
+        <w:t>顶点。</w:t>
       </w:r>
     </w:p>
     <w:p>
@@ -807,9 +875,11 @@
           <w:rFonts w:hint="eastAsia"/>
         </w:rPr>
       </w:pPr>
+      <w:proofErr w:type="spellStart"/>
       <w:r>
         <w:t>A,错误</w:t>
       </w:r>
+      <w:proofErr w:type="spellEnd"/>
     </w:p>
     <w:p>
       <w:pPr>
@@ -818,9 +888,11 @@
           <w:rFonts w:hint="eastAsia"/>
         </w:rPr>
       </w:pPr>
+      <w:proofErr w:type="spellStart"/>
       <w:r>
         <w:t>B,正确</w:t>
       </w:r>
+      <w:proofErr w:type="spellEnd"/>
     </w:p>
     <w:p>
       <w:pPr>
@@ -829,10 +901,12 @@
           <w:rFonts w:hint="eastAsia"/>
         </w:rPr>
       </w:pPr>
+      <w:proofErr w:type="spellStart"/>
       <w:r>
         <w:lastRenderedPageBreak/>
         <w:t>答案:A</w:t>
       </w:r>
+      <w:proofErr w:type="spellEnd"/>
     </w:p>
     <w:p>
       <w:pPr>
@@ -846,7 +920,21 @@
         <w:rPr>
           <w:lang w:eastAsia="zh-CN"/>
         </w:rPr>
-        <w:t>每个自补图都有 4n 或 4n+1 个顶点。</w:t>
+        <w:t xml:space="preserve">每个自补图都有 4n 或 4n+1 </w:t>
+      </w:r>
+      <w:proofErr w:type="gramStart"/>
+      <w:r>
+        <w:rPr>
+          <w:lang w:eastAsia="zh-CN"/>
+        </w:rPr>
+        <w:t>个</w:t>
+      </w:r>
+      <w:proofErr w:type="gramEnd"/>
+      <w:r>
+        <w:rPr>
+          <w:lang w:eastAsia="zh-CN"/>
+        </w:rPr>
+        <w:t>顶点。</w:t>
       </w:r>
     </w:p>
     <w:p>
@@ -948,6 +1036,463 @@
         </w:drawing>
       </w:r>
     </w:p>
+    <w:tbl>
+      <w:tblPr>
+        <w:tblW w:w="0" w:type="auto"/>
+        <w:tblCellSpacing w:w="15" w:type="dxa"/>
+        <w:tblCellMar>
+          <w:left w:w="0" w:type="dxa"/>
+          <w:right w:w="0" w:type="dxa"/>
+        </w:tblCellMar>
+        <w:tblLook w:val="04A0" w:firstRow="1" w:lastRow="0" w:firstColumn="1" w:lastColumn="0" w:noHBand="0" w:noVBand="1"/>
+      </w:tblPr>
+      <w:tblGrid>
+        <w:gridCol w:w="1186"/>
+        <w:gridCol w:w="3556"/>
+        <w:gridCol w:w="3988"/>
+      </w:tblGrid>
+      <w:tr>
+        <w:trPr>
+          <w:tblHeader/>
+          <w:tblCellSpacing w:w="15" w:type="dxa"/>
+        </w:trPr>
+        <w:tc>
+          <w:tcPr>
+            <w:tcW w:w="0" w:type="auto"/>
+            <w:tcBorders>
+              <w:top w:val="single" w:sz="6" w:space="0" w:color="auto"/>
+              <w:left w:val="single" w:sz="6" w:space="0" w:color="auto"/>
+              <w:bottom w:val="single" w:sz="6" w:space="0" w:color="auto"/>
+              <w:right w:val="single" w:sz="6" w:space="0" w:color="auto"/>
+            </w:tcBorders>
+            <w:tcMar>
+              <w:top w:w="240" w:type="dxa"/>
+              <w:left w:w="0" w:type="dxa"/>
+              <w:bottom w:w="240" w:type="dxa"/>
+              <w:right w:w="180" w:type="dxa"/>
+            </w:tcMar>
+            <w:vAlign w:val="center"/>
+            <w:hideMark/>
+          </w:tcPr>
+          <w:p>
+            <w:pPr>
+              <w:spacing w:line="360" w:lineRule="auto"/>
+              <w:rPr>
+                <w:highlight w:val="yellow"/>
+                <w:lang w:eastAsia="zh-CN"/>
+              </w:rPr>
+            </w:pPr>
+            <w:r>
+              <w:rPr>
+                <w:b/>
+                <w:bCs/>
+                <w:highlight w:val="yellow"/>
+                <w:lang w:eastAsia="zh-CN"/>
+              </w:rPr>
+              <w:t>特性</w:t>
+            </w:r>
+          </w:p>
+        </w:tc>
+        <w:tc>
+          <w:tcPr>
+            <w:tcW w:w="0" w:type="auto"/>
+            <w:tcBorders>
+              <w:top w:val="single" w:sz="6" w:space="0" w:color="auto"/>
+              <w:left w:val="single" w:sz="6" w:space="0" w:color="auto"/>
+              <w:bottom w:val="single" w:sz="6" w:space="0" w:color="auto"/>
+              <w:right w:val="single" w:sz="6" w:space="0" w:color="auto"/>
+            </w:tcBorders>
+            <w:tcMar>
+              <w:top w:w="240" w:type="dxa"/>
+              <w:left w:w="0" w:type="dxa"/>
+              <w:bottom w:w="240" w:type="dxa"/>
+              <w:right w:w="180" w:type="dxa"/>
+            </w:tcMar>
+            <w:vAlign w:val="center"/>
+            <w:hideMark/>
+          </w:tcPr>
+          <w:p>
+            <w:pPr>
+              <w:spacing w:line="360" w:lineRule="auto"/>
+              <w:rPr>
+                <w:highlight w:val="yellow"/>
+                <w:lang w:eastAsia="zh-CN"/>
+              </w:rPr>
+            </w:pPr>
+            <w:r>
+              <w:rPr>
+                <w:b/>
+                <w:bCs/>
+                <w:highlight w:val="yellow"/>
+                <w:lang w:eastAsia="zh-CN"/>
+              </w:rPr>
+              <w:t>导出子图 (Induced)</w:t>
+            </w:r>
+          </w:p>
+        </w:tc>
+        <w:tc>
+          <w:tcPr>
+            <w:tcW w:w="0" w:type="auto"/>
+            <w:tcBorders>
+              <w:top w:val="single" w:sz="6" w:space="0" w:color="auto"/>
+              <w:left w:val="single" w:sz="6" w:space="0" w:color="auto"/>
+              <w:bottom w:val="single" w:sz="6" w:space="0" w:color="auto"/>
+              <w:right w:val="single" w:sz="6" w:space="0" w:color="auto"/>
+            </w:tcBorders>
+            <w:tcMar>
+              <w:top w:w="240" w:type="dxa"/>
+              <w:left w:w="0" w:type="dxa"/>
+              <w:bottom w:w="240" w:type="dxa"/>
+              <w:right w:w="0" w:type="dxa"/>
+            </w:tcMar>
+            <w:vAlign w:val="center"/>
+            <w:hideMark/>
+          </w:tcPr>
+          <w:p>
+            <w:pPr>
+              <w:spacing w:line="360" w:lineRule="auto"/>
+              <w:rPr>
+                <w:highlight w:val="yellow"/>
+                <w:lang w:eastAsia="zh-CN"/>
+              </w:rPr>
+            </w:pPr>
+            <w:r>
+              <w:rPr>
+                <w:b/>
+                <w:bCs/>
+                <w:highlight w:val="yellow"/>
+                <w:lang w:eastAsia="zh-CN"/>
+              </w:rPr>
+              <w:t>生成子图 (Spanning)</w:t>
+            </w:r>
+          </w:p>
+        </w:tc>
+      </w:tr>
+      <w:tr>
+        <w:trPr>
+          <w:tblCellSpacing w:w="15" w:type="dxa"/>
+        </w:trPr>
+        <w:tc>
+          <w:tcPr>
+            <w:tcW w:w="0" w:type="auto"/>
+            <w:tcBorders>
+              <w:top w:val="single" w:sz="6" w:space="0" w:color="auto"/>
+              <w:left w:val="single" w:sz="6" w:space="0" w:color="auto"/>
+              <w:bottom w:val="single" w:sz="6" w:space="0" w:color="auto"/>
+              <w:right w:val="single" w:sz="6" w:space="0" w:color="auto"/>
+            </w:tcBorders>
+            <w:tcMar>
+              <w:top w:w="240" w:type="dxa"/>
+              <w:left w:w="0" w:type="dxa"/>
+              <w:bottom w:w="240" w:type="dxa"/>
+              <w:right w:w="180" w:type="dxa"/>
+            </w:tcMar>
+            <w:vAlign w:val="center"/>
+            <w:hideMark/>
+          </w:tcPr>
+          <w:p>
+            <w:pPr>
+              <w:spacing w:line="360" w:lineRule="auto"/>
+              <w:rPr>
+                <w:highlight w:val="yellow"/>
+                <w:lang w:eastAsia="zh-CN"/>
+              </w:rPr>
+            </w:pPr>
+            <w:r>
+              <w:rPr>
+                <w:b/>
+                <w:bCs/>
+                <w:highlight w:val="yellow"/>
+                <w:lang w:eastAsia="zh-CN"/>
+              </w:rPr>
+              <w:t>顶点 $V'$</w:t>
+            </w:r>
+          </w:p>
+        </w:tc>
+        <w:tc>
+          <w:tcPr>
+            <w:tcW w:w="0" w:type="auto"/>
+            <w:tcBorders>
+              <w:top w:val="single" w:sz="6" w:space="0" w:color="auto"/>
+              <w:left w:val="single" w:sz="6" w:space="0" w:color="auto"/>
+              <w:bottom w:val="single" w:sz="6" w:space="0" w:color="auto"/>
+              <w:right w:val="single" w:sz="6" w:space="0" w:color="auto"/>
+            </w:tcBorders>
+            <w:tcMar>
+              <w:top w:w="240" w:type="dxa"/>
+              <w:left w:w="0" w:type="dxa"/>
+              <w:bottom w:w="240" w:type="dxa"/>
+              <w:right w:w="180" w:type="dxa"/>
+            </w:tcMar>
+            <w:vAlign w:val="center"/>
+            <w:hideMark/>
+          </w:tcPr>
+          <w:p>
+            <w:pPr>
+              <w:spacing w:line="360" w:lineRule="auto"/>
+              <w:rPr>
+                <w:highlight w:val="yellow"/>
+                <w:lang w:eastAsia="zh-CN"/>
+              </w:rPr>
+            </w:pPr>
+            <w:r>
+              <w:rPr>
+                <w:highlight w:val="yellow"/>
+                <w:lang w:eastAsia="zh-CN"/>
+              </w:rPr>
+              <w:t>原图顶点的</w:t>
+            </w:r>
+            <w:r>
+              <w:rPr>
+                <w:b/>
+                <w:bCs/>
+                <w:highlight w:val="yellow"/>
+                <w:lang w:eastAsia="zh-CN"/>
+              </w:rPr>
+              <w:t>子集</w:t>
+            </w:r>
+            <w:r>
+              <w:rPr>
+                <w:highlight w:val="yellow"/>
+                <w:lang w:eastAsia="zh-CN"/>
+              </w:rPr>
+              <w:t xml:space="preserve"> ($V' \</w:t>
+            </w:r>
+            <w:proofErr w:type="spellStart"/>
+            <w:r>
+              <w:rPr>
+                <w:highlight w:val="yellow"/>
+                <w:lang w:eastAsia="zh-CN"/>
+              </w:rPr>
+              <w:t>subseteq</w:t>
+            </w:r>
+            <w:proofErr w:type="spellEnd"/>
+            <w:r>
+              <w:rPr>
+                <w:highlight w:val="yellow"/>
+                <w:lang w:eastAsia="zh-CN"/>
+              </w:rPr>
+              <w:t xml:space="preserve"> V$)</w:t>
+            </w:r>
+          </w:p>
+        </w:tc>
+        <w:tc>
+          <w:tcPr>
+            <w:tcW w:w="0" w:type="auto"/>
+            <w:tcBorders>
+              <w:top w:val="single" w:sz="6" w:space="0" w:color="auto"/>
+              <w:left w:val="single" w:sz="6" w:space="0" w:color="auto"/>
+              <w:bottom w:val="single" w:sz="6" w:space="0" w:color="auto"/>
+              <w:right w:val="single" w:sz="6" w:space="0" w:color="auto"/>
+            </w:tcBorders>
+            <w:tcMar>
+              <w:top w:w="240" w:type="dxa"/>
+              <w:left w:w="0" w:type="dxa"/>
+              <w:bottom w:w="240" w:type="dxa"/>
+              <w:right w:w="0" w:type="dxa"/>
+            </w:tcMar>
+            <w:vAlign w:val="center"/>
+            <w:hideMark/>
+          </w:tcPr>
+          <w:p>
+            <w:pPr>
+              <w:spacing w:line="360" w:lineRule="auto"/>
+              <w:rPr>
+                <w:highlight w:val="yellow"/>
+                <w:lang w:eastAsia="zh-CN"/>
+              </w:rPr>
+            </w:pPr>
+            <w:r>
+              <w:rPr>
+                <w:b/>
+                <w:bCs/>
+                <w:highlight w:val="yellow"/>
+                <w:lang w:eastAsia="zh-CN"/>
+              </w:rPr>
+              <w:t>等于</w:t>
+            </w:r>
+            <w:r>
+              <w:rPr>
+                <w:highlight w:val="yellow"/>
+                <w:lang w:eastAsia="zh-CN"/>
+              </w:rPr>
+              <w:t>原图的所有顶点 ($V' = V$)</w:t>
+            </w:r>
+          </w:p>
+        </w:tc>
+      </w:tr>
+      <w:tr>
+        <w:trPr>
+          <w:tblCellSpacing w:w="15" w:type="dxa"/>
+        </w:trPr>
+        <w:tc>
+          <w:tcPr>
+            <w:tcW w:w="0" w:type="auto"/>
+            <w:tcBorders>
+              <w:top w:val="single" w:sz="6" w:space="0" w:color="auto"/>
+              <w:left w:val="single" w:sz="6" w:space="0" w:color="auto"/>
+              <w:bottom w:val="single" w:sz="6" w:space="0" w:color="auto"/>
+              <w:right w:val="single" w:sz="6" w:space="0" w:color="auto"/>
+            </w:tcBorders>
+            <w:tcMar>
+              <w:top w:w="240" w:type="dxa"/>
+              <w:left w:w="0" w:type="dxa"/>
+              <w:bottom w:w="240" w:type="dxa"/>
+              <w:right w:w="180" w:type="dxa"/>
+            </w:tcMar>
+            <w:vAlign w:val="center"/>
+            <w:hideMark/>
+          </w:tcPr>
+          <w:p>
+            <w:pPr>
+              <w:spacing w:line="360" w:lineRule="auto"/>
+              <w:rPr>
+                <w:highlight w:val="yellow"/>
+                <w:lang w:eastAsia="zh-CN"/>
+              </w:rPr>
+            </w:pPr>
+            <w:r>
+              <w:rPr>
+                <w:b/>
+                <w:bCs/>
+                <w:highlight w:val="yellow"/>
+                <w:lang w:eastAsia="zh-CN"/>
+              </w:rPr>
+              <w:t>边 $E'$</w:t>
+            </w:r>
+          </w:p>
+        </w:tc>
+        <w:tc>
+          <w:tcPr>
+            <w:tcW w:w="0" w:type="auto"/>
+            <w:tcBorders>
+              <w:top w:val="single" w:sz="6" w:space="0" w:color="auto"/>
+              <w:left w:val="single" w:sz="6" w:space="0" w:color="auto"/>
+              <w:bottom w:val="single" w:sz="6" w:space="0" w:color="auto"/>
+              <w:right w:val="single" w:sz="6" w:space="0" w:color="auto"/>
+            </w:tcBorders>
+            <w:tcMar>
+              <w:top w:w="240" w:type="dxa"/>
+              <w:left w:w="0" w:type="dxa"/>
+              <w:bottom w:w="240" w:type="dxa"/>
+              <w:right w:w="180" w:type="dxa"/>
+            </w:tcMar>
+            <w:vAlign w:val="center"/>
+            <w:hideMark/>
+          </w:tcPr>
+          <w:p>
+            <w:pPr>
+              <w:spacing w:line="360" w:lineRule="auto"/>
+              <w:rPr>
+                <w:highlight w:val="yellow"/>
+                <w:lang w:eastAsia="zh-CN"/>
+              </w:rPr>
+            </w:pPr>
+            <w:r>
+              <w:rPr>
+                <w:highlight w:val="yellow"/>
+                <w:lang w:eastAsia="zh-CN"/>
+              </w:rPr>
+              <w:t>被顶点“绑架”，</w:t>
+            </w:r>
+            <w:r>
+              <w:rPr>
+                <w:b/>
+                <w:bCs/>
+                <w:highlight w:val="yellow"/>
+                <w:lang w:eastAsia="zh-CN"/>
+              </w:rPr>
+              <w:t>没得选</w:t>
+            </w:r>
+          </w:p>
+        </w:tc>
+        <w:tc>
+          <w:tcPr>
+            <w:tcW w:w="0" w:type="auto"/>
+            <w:tcBorders>
+              <w:top w:val="single" w:sz="6" w:space="0" w:color="auto"/>
+              <w:left w:val="single" w:sz="6" w:space="0" w:color="auto"/>
+              <w:bottom w:val="single" w:sz="6" w:space="0" w:color="auto"/>
+              <w:right w:val="single" w:sz="6" w:space="0" w:color="auto"/>
+            </w:tcBorders>
+            <w:tcMar>
+              <w:top w:w="240" w:type="dxa"/>
+              <w:left w:w="0" w:type="dxa"/>
+              <w:bottom w:w="240" w:type="dxa"/>
+              <w:right w:w="0" w:type="dxa"/>
+            </w:tcMar>
+            <w:vAlign w:val="center"/>
+            <w:hideMark/>
+          </w:tcPr>
+          <w:p>
+            <w:pPr>
+              <w:spacing w:line="360" w:lineRule="auto"/>
+              <w:rPr>
+                <w:highlight w:val="yellow"/>
+                <w:lang w:eastAsia="zh-CN"/>
+              </w:rPr>
+            </w:pPr>
+            <w:proofErr w:type="gramStart"/>
+            <w:r>
+              <w:rPr>
+                <w:highlight w:val="yellow"/>
+                <w:lang w:eastAsia="zh-CN"/>
+              </w:rPr>
+              <w:t>原图边</w:t>
+            </w:r>
+            <w:proofErr w:type="gramEnd"/>
+            <w:r>
+              <w:rPr>
+                <w:highlight w:val="yellow"/>
+                <w:lang w:eastAsia="zh-CN"/>
+              </w:rPr>
+              <w:t>的</w:t>
+            </w:r>
+            <w:r>
+              <w:rPr>
+                <w:b/>
+                <w:bCs/>
+                <w:highlight w:val="yellow"/>
+                <w:lang w:eastAsia="zh-CN"/>
+              </w:rPr>
+              <w:t>子集</w:t>
+            </w:r>
+            <w:r>
+              <w:rPr>
+                <w:highlight w:val="yellow"/>
+                <w:lang w:eastAsia="zh-CN"/>
+              </w:rPr>
+              <w:t xml:space="preserve"> ($E' \</w:t>
+            </w:r>
+            <w:proofErr w:type="spellStart"/>
+            <w:r>
+              <w:rPr>
+                <w:highlight w:val="yellow"/>
+                <w:lang w:eastAsia="zh-CN"/>
+              </w:rPr>
+              <w:t>subseteq</w:t>
+            </w:r>
+            <w:proofErr w:type="spellEnd"/>
+            <w:r>
+              <w:rPr>
+                <w:highlight w:val="yellow"/>
+                <w:lang w:eastAsia="zh-CN"/>
+              </w:rPr>
+              <w:t xml:space="preserve"> E$)，</w:t>
+            </w:r>
+            <w:r>
+              <w:rPr>
+                <w:b/>
+                <w:bCs/>
+                <w:highlight w:val="yellow"/>
+                <w:lang w:eastAsia="zh-CN"/>
+              </w:rPr>
+              <w:t>可以选</w:t>
+            </w:r>
+          </w:p>
+        </w:tc>
+      </w:tr>
+    </w:tbl>
     <w:p>
       <w:pPr>
         <w:spacing w:line="360" w:lineRule="auto"/>
@@ -970,6 +1515,7 @@
           <w:noProof/>
           <w:lang w:eastAsia="zh-CN"/>
         </w:rPr>
+        <w:lastRenderedPageBreak/>
         <w:drawing>
           <wp:inline distT="0" distB="0" distL="0" distR="0" wp14:anchorId="0C033A45" wp14:editId="4765FD01">
             <wp:extent cx="5486400" cy="1358900"/>
@@ -1021,7 +1567,6 @@
           <w:noProof/>
           <w:lang w:eastAsia="zh-CN"/>
         </w:rPr>
-        <w:lastRenderedPageBreak/>
         <w:drawing>
           <wp:inline distT="0" distB="0" distL="0" distR="0" wp14:anchorId="75E4B457" wp14:editId="56CF83AE">
             <wp:extent cx="5480685" cy="1714500"/>
@@ -1117,6 +1662,7 @@
       <w:pPr>
         <w:spacing w:line="360" w:lineRule="auto"/>
         <w:rPr>
+          <w:rFonts w:hint="eastAsia"/>
           <w:lang w:eastAsia="zh-CN"/>
         </w:rPr>
       </w:pPr>
@@ -1167,6 +1713,7 @@
       <w:pPr>
         <w:spacing w:line="360" w:lineRule="auto"/>
         <w:rPr>
+          <w:rFonts w:hint="eastAsia"/>
           <w:lang w:eastAsia="zh-CN"/>
         </w:rPr>
       </w:pPr>
@@ -1189,6 +1736,7 @@
       </w:r>
       <w:r>
         <w:rPr>
+          <w:noProof/>
           <w:lang w:eastAsia="zh-CN"/>
         </w:rPr>
         <w:drawing>
@@ -2110,7 +2658,6 @@
   <w:style w:type="character" w:default="1" w:styleId="a2">
     <w:name w:val="Default Paragraph Font"/>
     <w:uiPriority w:val="1"/>
-    <w:semiHidden/>
     <w:unhideWhenUsed/>
   </w:style>
   <w:style w:type="table" w:default="1" w:styleId="a3">

--- a/离散数学/集合论与图论/集合论与图论（下）课后习题/第2讲测验.docx
+++ b/离散数学/集合论与图论/集合论与图论（下）课后习题/第2讲测验.docx
@@ -338,13 +338,11 @@
         <w:spacing w:line="360" w:lineRule="auto"/>
         <w:rPr>
           <w:rFonts w:hint="eastAsia"/>
-          <w:highlight w:val="yellow"/>
           <w:lang w:eastAsia="zh-CN"/>
         </w:rPr>
       </w:pPr>
       <w:r>
         <w:rPr>
-          <w:highlight w:val="yellow"/>
           <w:lang w:eastAsia="zh-CN"/>
         </w:rPr>
         <w:t>2,下列关于无向连通图特性的叙述中，正确的是？I. 所有顶点的度之和为偶数II. 边数大于顶点个数III. 至少有一个顶点的度为1</w:t>
@@ -355,14 +353,10 @@
         <w:spacing w:line="360" w:lineRule="auto"/>
         <w:rPr>
           <w:rFonts w:hint="eastAsia"/>
-          <w:highlight w:val="yellow"/>
         </w:rPr>
       </w:pPr>
       <w:proofErr w:type="spellStart"/>
       <w:r>
-        <w:rPr>
-          <w:highlight w:val="yellow"/>
-        </w:rPr>
         <w:t>A,I和II</w:t>
       </w:r>
       <w:proofErr w:type="spellEnd"/>
@@ -372,14 +366,10 @@
         <w:spacing w:line="360" w:lineRule="auto"/>
         <w:rPr>
           <w:rFonts w:hint="eastAsia"/>
-          <w:highlight w:val="yellow"/>
         </w:rPr>
       </w:pPr>
       <w:proofErr w:type="spellStart"/>
       <w:r>
-        <w:rPr>
-          <w:highlight w:val="yellow"/>
-        </w:rPr>
         <w:t>B,只有III</w:t>
       </w:r>
       <w:proofErr w:type="spellEnd"/>
@@ -389,14 +379,10 @@
         <w:spacing w:line="360" w:lineRule="auto"/>
         <w:rPr>
           <w:rFonts w:hint="eastAsia"/>
-          <w:highlight w:val="yellow"/>
         </w:rPr>
       </w:pPr>
       <w:proofErr w:type="spellStart"/>
       <w:r>
-        <w:rPr>
-          <w:highlight w:val="yellow"/>
-        </w:rPr>
         <w:t>C,只有II</w:t>
       </w:r>
       <w:proofErr w:type="spellEnd"/>
@@ -406,14 +392,10 @@
         <w:spacing w:line="360" w:lineRule="auto"/>
         <w:rPr>
           <w:rFonts w:hint="eastAsia"/>
-          <w:highlight w:val="yellow"/>
         </w:rPr>
       </w:pPr>
       <w:proofErr w:type="spellStart"/>
       <w:r>
-        <w:rPr>
-          <w:highlight w:val="yellow"/>
-        </w:rPr>
         <w:t>D,只有I</w:t>
       </w:r>
       <w:proofErr w:type="spellEnd"/>
@@ -423,13 +405,11 @@
         <w:spacing w:line="360" w:lineRule="auto"/>
         <w:rPr>
           <w:rFonts w:hint="eastAsia"/>
-          <w:highlight w:val="yellow"/>
           <w:lang w:eastAsia="zh-CN"/>
         </w:rPr>
       </w:pPr>
       <w:r>
         <w:rPr>
-          <w:highlight w:val="yellow"/>
           <w:lang w:eastAsia="zh-CN"/>
         </w:rPr>
         <w:t>答案:D</w:t>
@@ -947,7 +927,11 @@
       </w:pPr>
       <w:r>
         <w:rPr>
+          <w:b/>
+          <w:bCs/>
           <w:noProof/>
+          <w:highlight w:val="yellow"/>
+          <w:u w:val="single"/>
           <w:lang w:eastAsia="zh-CN"/>
         </w:rPr>
         <w:drawing>
@@ -1078,6 +1062,7 @@
             <w:pPr>
               <w:spacing w:line="360" w:lineRule="auto"/>
               <w:rPr>
+                <w:rFonts w:hint="eastAsia"/>
                 <w:highlight w:val="yellow"/>
                 <w:lang w:eastAsia="zh-CN"/>
               </w:rPr>
@@ -1115,6 +1100,7 @@
             <w:pPr>
               <w:spacing w:line="360" w:lineRule="auto"/>
               <w:rPr>
+                <w:rFonts w:hint="eastAsia"/>
                 <w:highlight w:val="yellow"/>
                 <w:lang w:eastAsia="zh-CN"/>
               </w:rPr>
@@ -1152,6 +1138,7 @@
             <w:pPr>
               <w:spacing w:line="360" w:lineRule="auto"/>
               <w:rPr>
+                <w:rFonts w:hint="eastAsia"/>
                 <w:highlight w:val="yellow"/>
                 <w:lang w:eastAsia="zh-CN"/>
               </w:rPr>
@@ -1194,6 +1181,7 @@
             <w:pPr>
               <w:spacing w:line="360" w:lineRule="auto"/>
               <w:rPr>
+                <w:rFonts w:hint="eastAsia"/>
                 <w:highlight w:val="yellow"/>
                 <w:lang w:eastAsia="zh-CN"/>
               </w:rPr>
@@ -1231,6 +1219,7 @@
             <w:pPr>
               <w:spacing w:line="360" w:lineRule="auto"/>
               <w:rPr>
+                <w:rFonts w:hint="eastAsia"/>
                 <w:highlight w:val="yellow"/>
                 <w:lang w:eastAsia="zh-CN"/>
               </w:rPr>
@@ -1298,6 +1287,7 @@
             <w:pPr>
               <w:spacing w:line="360" w:lineRule="auto"/>
               <w:rPr>
+                <w:rFonts w:hint="eastAsia"/>
                 <w:highlight w:val="yellow"/>
                 <w:lang w:eastAsia="zh-CN"/>
               </w:rPr>
@@ -1347,6 +1337,7 @@
             <w:pPr>
               <w:spacing w:line="360" w:lineRule="auto"/>
               <w:rPr>
+                <w:rFonts w:hint="eastAsia"/>
                 <w:highlight w:val="yellow"/>
                 <w:lang w:eastAsia="zh-CN"/>
               </w:rPr>
@@ -1384,6 +1375,7 @@
             <w:pPr>
               <w:spacing w:line="360" w:lineRule="auto"/>
               <w:rPr>
+                <w:rFonts w:hint="eastAsia"/>
                 <w:highlight w:val="yellow"/>
                 <w:lang w:eastAsia="zh-CN"/>
               </w:rPr>
@@ -1428,6 +1420,7 @@
             <w:pPr>
               <w:spacing w:line="360" w:lineRule="auto"/>
               <w:rPr>
+                <w:rFonts w:hint="eastAsia"/>
                 <w:highlight w:val="yellow"/>
                 <w:lang w:eastAsia="zh-CN"/>
               </w:rPr>
@@ -2658,6 +2651,7 @@
   <w:style w:type="character" w:default="1" w:styleId="a2">
     <w:name w:val="Default Paragraph Font"/>
     <w:uiPriority w:val="1"/>
+    <w:semiHidden/>
     <w:unhideWhenUsed/>
   </w:style>
   <w:style w:type="table" w:default="1" w:styleId="a3">
